--- a/Report.docx
+++ b/Report.docx
@@ -97,15 +97,7 @@
     </w:p>
     <w:p>
       <w:r>
-        <w:t xml:space="preserve">The purpose of the Blazor app that I created was to allow users to learn about countries all around the world. To help me achieve this I used an API from the REST Countries website which was inspired by restcountries.eu by </w:t>
-      </w:r>
-      <w:proofErr w:type="spellStart"/>
-      <w:r>
-        <w:t>Fayder</w:t>
-      </w:r>
-      <w:proofErr w:type="spellEnd"/>
-      <w:r>
-        <w:t xml:space="preserve"> Florez. There were a few different reasons that led me to choose this one. </w:t>
+        <w:t xml:space="preserve">The purpose of the Blazor app that I created was to allow users to learn about countries all around the world. To help me achieve this I used an API from the REST Countries website which was inspired by restcountries.eu by Fayder Florez. There were a few different reasons that led me to choose this one. </w:t>
       </w:r>
       <w:r>
         <w:t>Firstly,</w:t>
@@ -232,15 +224,7 @@
         <w:t>)</w:t>
       </w:r>
       <w:r>
-        <w:t xml:space="preserve">. The search bar allows the user to find any country they desire to view its specific data. The final feature is the maps. Clicking on the name of any country brings the user directly to the google </w:t>
-      </w:r>
-      <w:proofErr w:type="gramStart"/>
-      <w:r>
-        <w:t>maps</w:t>
-      </w:r>
-      <w:proofErr w:type="gramEnd"/>
-      <w:r>
-        <w:t xml:space="preserve"> location of the selected country so that they can view it for themselves and see where it is and what’s nearby it.</w:t>
+        <w:t>. The search bar allows the user to find any country they desire to view its specific data. The final feature is the maps. Clicking on the name of any country brings the user directly to the google maps location of the selected country so that they can view it for themselves and see where it is and what’s nearby it.</w:t>
       </w:r>
       <w:r>
         <w:rPr>
@@ -403,15 +387,7 @@
         <w:t xml:space="preserve">(see Figure 3.0) </w:t>
       </w:r>
       <w:r>
-        <w:t xml:space="preserve">is a collection of charts that show data from countries in a more elegant and visual way using charts. For these charts I used a library called Blazor Bootstrap as it is both easy to use and incredibly beautiful. The charts display the top countries in their respective </w:t>
-      </w:r>
-      <w:proofErr w:type="gramStart"/>
-      <w:r>
-        <w:t>areas</w:t>
-      </w:r>
-      <w:proofErr w:type="gramEnd"/>
-      <w:r>
-        <w:t xml:space="preserve"> and each chart can be hovered over to supply the user with more information.</w:t>
+        <w:t>is a collection of charts that show data from countries in a more elegant and visual way using charts. For these charts I used a library called Blazor Bootstrap as it is both easy to use and incredibly beautiful. The charts display the top countries in their respective areas and each chart can be hovered over to supply the user with more information.</w:t>
       </w:r>
       <w:r>
         <w:t xml:space="preserve"> Each chart is also complemented with a short description of the chart and the information it contains.</w:t>
@@ -468,63 +444,208 @@
       <w:pPr>
         <w:pStyle w:val="Heading2"/>
       </w:pPr>
-      <w:r>
-        <w:t>2</w:t>
-      </w:r>
-      <w:r>
-        <w:t xml:space="preserve">. </w:t>
-      </w:r>
-      <w:r>
-        <w:t>Tests</w:t>
-      </w:r>
-      <w:r>
-        <w:t xml:space="preserve"> </w:t>
-      </w:r>
-      <w:r>
-        <w:t>Performed</w:t>
-      </w:r>
-    </w:p>
+    </w:p>
+    <w:p/>
+    <w:p/>
+    <w:p/>
+    <w:p/>
+    <w:p/>
+    <w:p/>
+    <w:p/>
+    <w:p/>
+    <w:p/>
     <w:p>
       <w:pPr>
         <w:pStyle w:val="Heading2"/>
       </w:pPr>
       <w:r>
-        <w:t>3</w:t>
-      </w:r>
-      <w:r>
-        <w:t xml:space="preserve">. </w:t>
-      </w:r>
-      <w:r>
-        <w:t>References</w:t>
-      </w:r>
-    </w:p>
-    <w:p>
-      <w:r>
-        <w:t>Chart library – Blazor Bootstrap</w:t>
-      </w:r>
-    </w:p>
-    <w:p>
-      <w:pPr>
-        <w:ind w:firstLine="720"/>
-      </w:pPr>
+        <w:lastRenderedPageBreak/>
+        <w:t>2. Tests Performed</w:t>
+      </w:r>
+    </w:p>
+    <w:p>
+      <w:r>
+        <w:t xml:space="preserve">For my testing I decided to use Playwright over something like Selenium because I find it to be a little richer in features and a little faster and reliable then others. I ended up with </w:t>
+      </w:r>
+      <w:r>
+        <w:t xml:space="preserve">five different tests which are performed when code is push to the GitHub repository. </w:t>
+      </w:r>
+    </w:p>
+    <w:p>
+      <w:pPr>
+        <w:rPr>
+          <w:b/>
+          <w:bCs/>
+        </w:rPr>
+      </w:pPr>
+      <w:r>
+        <w:rPr>
+          <w:b/>
+          <w:bCs/>
+        </w:rPr>
+        <w:t>Countries Test:</w:t>
+      </w:r>
+    </w:p>
+    <w:p>
+      <w:r>
+        <w:tab/>
+        <w:t>Checks to make sure that the countries page loads and that it fill a list of all the countries from the REST Countries API.</w:t>
+      </w:r>
+    </w:p>
+    <w:p>
+      <w:pPr>
+        <w:rPr>
+          <w:b/>
+          <w:bCs/>
+        </w:rPr>
+      </w:pPr>
+      <w:r>
+        <w:rPr>
+          <w:b/>
+          <w:bCs/>
+        </w:rPr>
+        <w:t>Search Bar Test:</w:t>
+      </w:r>
+    </w:p>
+    <w:p>
+      <w:r>
+        <w:tab/>
+        <w:t>Selects the search bar on the countries page and types “Ireland” into it and checks that the list filtered to Ireland.</w:t>
+      </w:r>
+    </w:p>
+    <w:p>
+      <w:pPr>
+        <w:rPr>
+          <w:b/>
+          <w:bCs/>
+        </w:rPr>
+      </w:pPr>
+      <w:r>
+        <w:rPr>
+          <w:b/>
+          <w:bCs/>
+        </w:rPr>
+        <w:t>Charts Test:</w:t>
+      </w:r>
+    </w:p>
+    <w:p>
+      <w:r>
+        <w:tab/>
+        <w:t>Opens the Statistics page and ensure that the charts load correctly and are present.</w:t>
+      </w:r>
+    </w:p>
+    <w:p>
+      <w:pPr>
+        <w:rPr>
+          <w:b/>
+          <w:bCs/>
+        </w:rPr>
+      </w:pPr>
+      <w:r>
+        <w:rPr>
+          <w:b/>
+          <w:bCs/>
+        </w:rPr>
+        <w:t>Sorting Test:</w:t>
+      </w:r>
+    </w:p>
+    <w:p>
+      <w:r>
+        <w:tab/>
+        <w:t>Goes through the sorting box on the countries page and compares the top two results to ensure that the countries are being sorted correctly.</w:t>
+      </w:r>
+    </w:p>
+    <w:p>
+      <w:pPr>
+        <w:rPr>
+          <w:b/>
+          <w:bCs/>
+        </w:rPr>
+      </w:pPr>
+      <w:r>
+        <w:rPr>
+          <w:b/>
+          <w:bCs/>
+        </w:rPr>
+        <w:t>Google Maps Test:</w:t>
+      </w:r>
+    </w:p>
+    <w:p>
+      <w:r>
+        <w:tab/>
+        <w:t>Selects a country from the countries page list and checks to make sure that it brings the user to the google map site.</w:t>
+      </w:r>
+    </w:p>
+    <w:p/>
+    <w:p/>
+    <w:p/>
+    <w:p/>
+    <w:p/>
+    <w:p/>
+    <w:p/>
+    <w:p/>
+    <w:p/>
+    <w:p/>
+    <w:p>
+      <w:pPr>
+        <w:pStyle w:val="Heading2"/>
+      </w:pPr>
+      <w:r>
+        <w:lastRenderedPageBreak/>
+        <w:t>3. References</w:t>
+      </w:r>
+    </w:p>
+    <w:p>
+      <w:r>
+        <w:t>GitHub Repository</w:t>
+      </w:r>
+    </w:p>
+    <w:p>
+      <w:r>
+        <w:tab/>
+      </w:r>
       <w:hyperlink r:id="rId9" w:history="1">
         <w:r>
           <w:rPr>
             <w:rStyle w:val="Hyperlink"/>
           </w:rPr>
-          <w:t>https://demos.blazorboo</w:t>
+          <w:t>https://github.com/DaemonCullen/Blazor-CA-X001812575</w:t>
         </w:r>
+      </w:hyperlink>
+    </w:p>
+    <w:p>
+      <w:r>
+        <w:t>Chart library – Blazor Bootstrap</w:t>
+      </w:r>
+    </w:p>
+    <w:p>
+      <w:pPr>
+        <w:ind w:firstLine="720"/>
+      </w:pPr>
+      <w:hyperlink r:id="rId10" w:history="1">
         <w:r>
           <w:rPr>
             <w:rStyle w:val="Hyperlink"/>
           </w:rPr>
-          <w:t>t</w:t>
+          <w:t>https://demos.blazorbootstrap.com</w:t>
         </w:r>
+      </w:hyperlink>
+    </w:p>
+    <w:p>
+      <w:r>
+        <w:t>Testing Software – Playwright</w:t>
+      </w:r>
+    </w:p>
+    <w:p>
+      <w:r>
+        <w:tab/>
+      </w:r>
+      <w:hyperlink r:id="rId11" w:history="1">
         <w:r>
           <w:rPr>
             <w:rStyle w:val="Hyperlink"/>
           </w:rPr>
-          <w:t>strap.com</w:t>
+          <w:t>https://playwright.dev</w:t>
         </w:r>
       </w:hyperlink>
     </w:p>
@@ -1235,6 +1356,7 @@
   <w:style w:type="character" w:default="1" w:styleId="DefaultParagraphFont">
     <w:name w:val="Default Paragraph Font"/>
     <w:uiPriority w:val="1"/>
+    <w:semiHidden/>
     <w:unhideWhenUsed/>
   </w:style>
   <w:style w:type="table" w:default="1" w:styleId="TableNormal">
